--- a/fuentes/CF3_DU.docx
+++ b/fuentes/CF3_DU.docx
@@ -3613,7 +3613,23 @@
           <w:bCs/>
           <w:lang w:eastAsia="es-CO"/>
         </w:rPr>
-        <w:t>Para fortalecer el tema anteriormente plasmado, se recomienda revisar el anexo 1 en la carpeta de anexos.</w:t>
+        <w:t>Para fortalecer el tema anteriormente plasmado, se recomienda revisar el anexo 1</w:t>
+      </w:r>
+      <w:r>
+        <w:rPr>
+          <w:b/>
+          <w:bCs/>
+          <w:lang w:eastAsia="es-CO"/>
+        </w:rPr>
+        <w:t xml:space="preserve"> “Plan de negocios”</w:t>
+      </w:r>
+      <w:r>
+        <w:rPr>
+          <w:b/>
+          <w:bCs/>
+          <w:lang w:eastAsia="es-CO"/>
+        </w:rPr>
+        <w:t xml:space="preserve"> en la carpeta de anexos.</w:t>
       </w:r>
     </w:p>
     <w:p>
@@ -4921,6 +4937,11 @@
     </w:p>
     <w:p>
       <w:pPr>
+        <w:pStyle w:val="Prrafodelista"/>
+        <w:numPr>
+          <w:ilvl w:val="0"/>
+          <w:numId w:val="46"/>
+        </w:numPr>
         <w:rPr>
           <w:b/>
           <w:bCs/>
@@ -4966,8 +4987,6 @@
     </w:p>
     <w:p>
       <w:pPr>
-        <w:ind w:left="142" w:hanging="709"/>
-        <w:jc w:val="center"/>
         <w:rPr>
           <w:lang w:val="es-419" w:eastAsia="es-CO"/>
         </w:rPr>
@@ -4978,10 +4997,10 @@
           <w:lang w:val="es-419" w:eastAsia="es-CO"/>
         </w:rPr>
         <w:drawing>
-          <wp:inline distT="0" distB="0" distL="0" distR="0" wp14:anchorId="4DB56EBC" wp14:editId="662517CC">
-            <wp:extent cx="6243145" cy="1441370"/>
-            <wp:effectExtent l="0" t="0" r="5715" b="6985"/>
-            <wp:docPr id="15" name="Imagen 15" descr="Diagrama jerárquico de una estructura organizacional empresarial. En la parte superior se encuentra la Asamblea de Accionistas, seguida por la Gerencia General. Desde esta se desprenden cuatro áreas funcionales: Gerencia de Ventas, Gerencia Financiera, Gerencia de Recursos Humanos y Gerencia Administrativa. La imagen representa visualmente la jerarquización y distribución de autoridad dentro de una empresa."/>
+          <wp:inline distT="0" distB="0" distL="0" distR="0" wp14:anchorId="2A10C635" wp14:editId="4CE1CEA5">
+            <wp:extent cx="5911389" cy="1364777"/>
+            <wp:effectExtent l="0" t="0" r="0" b="6985"/>
+            <wp:docPr id="4" name="Imagen 4" descr="Diagrama jerárquico de una estructura organizacional empresarial. En la parte superior se encuentra la Asamblea de Accionistas, seguida por la Gerencia General. Desde esta se desprenden cuatro áreas funcionales: Gerencia de Ventas, Gerencia Financiera, Gerencia de Recursos Humanos y Gerencia Administrativa. La imagen representa visualmente la jerarquización y distribución de autoridad dentro de una empresa."/>
             <wp:cNvGraphicFramePr>
               <a:graphicFrameLocks xmlns:a="http://schemas.openxmlformats.org/drawingml/2006/main" noChangeAspect="1"/>
             </wp:cNvGraphicFramePr>
@@ -4989,7 +5008,7 @@
               <a:graphicData uri="http://schemas.openxmlformats.org/drawingml/2006/picture">
                 <pic:pic xmlns:pic="http://schemas.openxmlformats.org/drawingml/2006/picture">
                   <pic:nvPicPr>
-                    <pic:cNvPr id="15" name="Imagen 15" descr="Diagrama jerárquico de una estructura organizacional empresarial. En la parte superior se encuentra la Asamblea de Accionistas, seguida por la Gerencia General. Desde esta se desprenden cuatro áreas funcionales: Gerencia de Ventas, Gerencia Financiera, Gerencia de Recursos Humanos y Gerencia Administrativa. La imagen representa visualmente la jerarquización y distribución de autoridad dentro de una empresa."/>
+                    <pic:cNvPr id="4" name="Imagen 4" descr="Diagrama jerárquico de una estructura organizacional empresarial. En la parte superior se encuentra la Asamblea de Accionistas, seguida por la Gerencia General. Desde esta se desprenden cuatro áreas funcionales: Gerencia de Ventas, Gerencia Financiera, Gerencia de Recursos Humanos y Gerencia Administrativa. La imagen representa visualmente la jerarquización y distribución de autoridad dentro de una empresa."/>
                     <pic:cNvPicPr>
                       <a:picLocks noChangeAspect="1" noChangeArrowheads="1"/>
                     </pic:cNvPicPr>
@@ -5010,7 +5029,7 @@
                   <pic:spPr bwMode="auto">
                     <a:xfrm>
                       <a:off x="0" y="0"/>
-                      <a:ext cx="6264156" cy="1446221"/>
+                      <a:ext cx="5931615" cy="1369447"/>
                     </a:xfrm>
                     <a:prstGeom prst="rect">
                       <a:avLst/>
@@ -5026,6 +5045,11 @@
     </w:p>
     <w:p>
       <w:pPr>
+        <w:pStyle w:val="Prrafodelista"/>
+        <w:numPr>
+          <w:ilvl w:val="0"/>
+          <w:numId w:val="46"/>
+        </w:numPr>
         <w:rPr>
           <w:b/>
           <w:bCs/>
@@ -5070,6 +5094,7 @@
     </w:p>
     <w:p>
       <w:pPr>
+        <w:jc w:val="center"/>
         <w:rPr>
           <w:lang w:val="es-419" w:eastAsia="es-CO"/>
         </w:rPr>
@@ -5080,10 +5105,10 @@
           <w:lang w:val="es-419" w:eastAsia="es-CO"/>
         </w:rPr>
         <w:drawing>
-          <wp:inline distT="0" distB="0" distL="0" distR="0" wp14:anchorId="433CA085" wp14:editId="07C3898A">
-            <wp:extent cx="5139559" cy="2137404"/>
-            <wp:effectExtent l="0" t="0" r="4445" b="0"/>
-            <wp:docPr id="1" name="Imagen 1" descr="Diagrama de departamentalización que muestra la estructura interna bajo la Gerencia Administrativa y Financiera. De esta se desprenden siete departamentos funcionales: "/>
+          <wp:inline distT="0" distB="0" distL="0" distR="0" wp14:anchorId="2F2F7E77" wp14:editId="6C508CFC">
+            <wp:extent cx="5251548" cy="2175641"/>
+            <wp:effectExtent l="0" t="0" r="6350" b="0"/>
+            <wp:docPr id="5" name="Imagen 5" descr="Diagrama de departamentalización que muestra la estructura interna bajo la Gerencia Administrativa y Financiera. De esta se desprenden siete departamentos funcionales: "/>
             <wp:cNvGraphicFramePr>
               <a:graphicFrameLocks xmlns:a="http://schemas.openxmlformats.org/drawingml/2006/main" noChangeAspect="1"/>
             </wp:cNvGraphicFramePr>
@@ -5091,7 +5116,7 @@
               <a:graphicData uri="http://schemas.openxmlformats.org/drawingml/2006/picture">
                 <pic:pic xmlns:pic="http://schemas.openxmlformats.org/drawingml/2006/picture">
                   <pic:nvPicPr>
-                    <pic:cNvPr id="1" name="Imagen 1" descr="Diagrama de departamentalización que muestra la estructura interna bajo la Gerencia Administrativa y Financiera. De esta se desprenden siete departamentos funcionales: "/>
+                    <pic:cNvPr id="5" name="Imagen 5" descr="Diagrama de departamentalización que muestra la estructura interna bajo la Gerencia Administrativa y Financiera. De esta se desprenden siete departamentos funcionales: "/>
                     <pic:cNvPicPr>
                       <a:picLocks noChangeAspect="1" noChangeArrowheads="1"/>
                     </pic:cNvPicPr>
@@ -5112,7 +5137,7 @@
                   <pic:spPr bwMode="auto">
                     <a:xfrm>
                       <a:off x="0" y="0"/>
-                      <a:ext cx="5141072" cy="2138033"/>
+                      <a:ext cx="5288218" cy="2190833"/>
                     </a:xfrm>
                     <a:prstGeom prst="rect">
                       <a:avLst/>
@@ -5128,11 +5153,8 @@
     </w:p>
     <w:p>
       <w:pPr>
-        <w:ind w:left="708" w:firstLine="0"/>
-        <w:rPr>
-          <w:b/>
-          <w:bCs/>
-          <w:lang w:eastAsia="es-CO"/>
+        <w:rPr>
+          <w:lang w:val="es-419" w:eastAsia="es-CO"/>
         </w:rPr>
       </w:pPr>
       <w:r>
@@ -7867,7 +7889,23 @@
           <w:bCs/>
           <w:lang w:eastAsia="es-CO"/>
         </w:rPr>
-        <w:t>anexo 2 en la carpeta de anexos.</w:t>
+        <w:t xml:space="preserve">anexo 2 </w:t>
+      </w:r>
+      <w:r>
+        <w:rPr>
+          <w:b/>
+          <w:bCs/>
+          <w:lang w:eastAsia="es-CO"/>
+        </w:rPr>
+        <w:t xml:space="preserve">“Estrategias organizacionales” </w:t>
+      </w:r>
+      <w:r>
+        <w:rPr>
+          <w:b/>
+          <w:bCs/>
+          <w:lang w:eastAsia="es-CO"/>
+        </w:rPr>
+        <w:t>en la carpeta de anexos.</w:t>
       </w:r>
     </w:p>
     <w:p>
@@ -11526,10 +11564,10 @@
           <w:lang w:eastAsia="es-CO"/>
         </w:rPr>
         <w:drawing>
-          <wp:inline distT="0" distB="0" distL="0" distR="0" wp14:anchorId="312F33CF" wp14:editId="0C58A71F">
-            <wp:extent cx="5543550" cy="2088250"/>
-            <wp:effectExtent l="0" t="0" r="0" b="7620"/>
-            <wp:docPr id="30" name="Imagen 30" descr=" La imagen muestra un esquema titulado “ Entendiendo la empresa”, que presenta cinco componentes clave: plan de negocios, concepto y evolución de la empresa, elementos estratégicos, y elementos del marketing, destacando temas como misión, visión, estructura organizacional, valor del plan de negocios y etapas del plan de marketing. "/>
+          <wp:inline distT="0" distB="0" distL="0" distR="0" wp14:anchorId="26B6AD72" wp14:editId="5D995F22">
+            <wp:extent cx="6017098" cy="2069432"/>
+            <wp:effectExtent l="0" t="0" r="3175" b="7620"/>
+            <wp:docPr id="6" name="Imagen 6" descr="La imagen muestra un esquema titulado “ Entendiendo la empresa”, que presenta cinco componentes clave: plan de negocios, concepto y evolución de la empresa, elementos estratégicos, y elementos del marketing, destacando temas como misión, visión, estructura organizacional, valor del plan de negocios y etapas del plan de marketing. "/>
             <wp:cNvGraphicFramePr>
               <a:graphicFrameLocks xmlns:a="http://schemas.openxmlformats.org/drawingml/2006/main" noChangeAspect="1"/>
             </wp:cNvGraphicFramePr>
@@ -11537,7 +11575,7 @@
               <a:graphicData uri="http://schemas.openxmlformats.org/drawingml/2006/picture">
                 <pic:pic xmlns:pic="http://schemas.openxmlformats.org/drawingml/2006/picture">
                   <pic:nvPicPr>
-                    <pic:cNvPr id="30" name="Imagen 30" descr=" La imagen muestra un esquema titulado “ Entendiendo la empresa”, que presenta cinco componentes clave: plan de negocios, concepto y evolución de la empresa, elementos estratégicos, y elementos del marketing, destacando temas como misión, visión, estructura organizacional, valor del plan de negocios y etapas del plan de marketing. "/>
+                    <pic:cNvPr id="6" name="Imagen 6" descr="La imagen muestra un esquema titulado “ Entendiendo la empresa”, que presenta cinco componentes clave: plan de negocios, concepto y evolución de la empresa, elementos estratégicos, y elementos del marketing, destacando temas como misión, visión, estructura organizacional, valor del plan de negocios y etapas del plan de marketing. "/>
                     <pic:cNvPicPr>
                       <a:picLocks noChangeAspect="1" noChangeArrowheads="1"/>
                     </pic:cNvPicPr>
@@ -11558,7 +11596,7 @@
                   <pic:spPr bwMode="auto">
                     <a:xfrm>
                       <a:off x="0" y="0"/>
-                      <a:ext cx="5558241" cy="2093784"/>
+                      <a:ext cx="6035331" cy="2075703"/>
                     </a:xfrm>
                     <a:prstGeom prst="rect">
                       <a:avLst/>
@@ -11571,6 +11609,13 @@
           </wp:inline>
         </w:drawing>
       </w:r>
+    </w:p>
+    <w:p>
+      <w:pPr>
+        <w:rPr>
+          <w:lang w:eastAsia="es-CO"/>
+        </w:rPr>
+      </w:pPr>
       <w:r>
         <w:rPr>
           <w:noProof/>
@@ -11578,7 +11623,7 @@
         <mc:AlternateContent>
           <mc:Choice Requires="wps">
             <w:drawing>
-              <wp:inline distT="0" distB="0" distL="0" distR="0" wp14:anchorId="0F86C383" wp14:editId="39E6CF45">
+              <wp:inline distT="0" distB="0" distL="0" distR="0" wp14:anchorId="0F86C383" wp14:editId="38CAF428">
                 <wp:extent cx="2457450" cy="2457450"/>
                 <wp:effectExtent l="0" t="0" r="0" b="0"/>
                 <wp:docPr id="29" name="Rectángulo 29" descr=" La imagen muestra un esquema titulado “ Entendiendo la empresa”, que presenta cinco componentes clave: plan de negocios, concepto y evolución de la empresa, elementos estratégicos, y elementos del marketing, destacando temas como misión, visión, estructura organizacional, valor del plan de negocios y etapas del plan de marketing. "/>
@@ -11634,7 +11679,7 @@
           </mc:Choice>
           <mc:Fallback>
             <w:pict>
-              <v:rect w14:anchorId="53A0AE8F" id="Rectángulo 29" o:spid="_x0000_s1026" alt=" La imagen muestra un esquema titulado “ Entendiendo la empresa”, que presenta cinco componentes clave: plan de negocios, concepto y evolución de la empresa, elementos estratégicos, y elementos del marketing, destacando temas como misión, visión, estructura organizacional, valor del plan de negocios y etapas del plan de marketing. " style="width:193.5pt;height:193.5pt;visibility:visible;mso-wrap-style:square;mso-left-percent:-10001;mso-top-percent:-10001;mso-position-horizontal:absolute;mso-position-horizontal-relative:char;mso-position-vertical:absolute;mso-position-vertical-relative:line;mso-left-percent:-10001;mso-top-percent:-10001;v-text-anchor:top" o:gfxdata="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" filled="f" stroked="f">
+              <v:rect w14:anchorId="37787DB3" id="Rectángulo 29" o:spid="_x0000_s1026" alt=" La imagen muestra un esquema titulado “ Entendiendo la empresa”, que presenta cinco componentes clave: plan de negocios, concepto y evolución de la empresa, elementos estratégicos, y elementos del marketing, destacando temas como misión, visión, estructura organizacional, valor del plan de negocios y etapas del plan de marketing. " style="width:193.5pt;height:193.5pt;visibility:visible;mso-wrap-style:square;mso-left-percent:-10001;mso-top-percent:-10001;mso-position-horizontal:absolute;mso-position-horizontal-relative:char;mso-position-vertical:absolute;mso-position-vertical-relative:line;mso-left-percent:-10001;mso-top-percent:-10001;v-text-anchor:top" o:gfxdata="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" filled="f" stroked="f">
                 <o:lock v:ext="edit" aspectratio="t"/>
                 <w10:anchorlock/>
               </v:rect>
@@ -13944,6 +13989,95 @@
     </w:lvl>
   </w:abstractNum>
   <w:abstractNum w:abstractNumId="3" w15:restartNumberingAfterBreak="0">
+    <w:nsid w:val="096D4975"/>
+    <w:multiLevelType w:val="hybridMultilevel"/>
+    <w:tmpl w:val="8FC26D62"/>
+    <w:lvl w:ilvl="0" w:tplc="240A0017">
+      <w:start w:val="1"/>
+      <w:numFmt w:val="lowerLetter"/>
+      <w:lvlText w:val="%1)"/>
+      <w:lvlJc w:val="left"/>
+      <w:pPr>
+        <w:ind w:left="1069" w:hanging="360"/>
+      </w:pPr>
+      <w:rPr>
+        <w:rFonts w:hint="default"/>
+      </w:rPr>
+    </w:lvl>
+    <w:lvl w:ilvl="1" w:tplc="240A0019" w:tentative="1">
+      <w:start w:val="1"/>
+      <w:numFmt w:val="lowerLetter"/>
+      <w:lvlText w:val="%2."/>
+      <w:lvlJc w:val="left"/>
+      <w:pPr>
+        <w:ind w:left="1789" w:hanging="360"/>
+      </w:pPr>
+    </w:lvl>
+    <w:lvl w:ilvl="2" w:tplc="240A001B" w:tentative="1">
+      <w:start w:val="1"/>
+      <w:numFmt w:val="lowerRoman"/>
+      <w:lvlText w:val="%3."/>
+      <w:lvlJc w:val="right"/>
+      <w:pPr>
+        <w:ind w:left="2509" w:hanging="180"/>
+      </w:pPr>
+    </w:lvl>
+    <w:lvl w:ilvl="3" w:tplc="240A000F" w:tentative="1">
+      <w:start w:val="1"/>
+      <w:numFmt w:val="decimal"/>
+      <w:lvlText w:val="%4."/>
+      <w:lvlJc w:val="left"/>
+      <w:pPr>
+        <w:ind w:left="3229" w:hanging="360"/>
+      </w:pPr>
+    </w:lvl>
+    <w:lvl w:ilvl="4" w:tplc="240A0019" w:tentative="1">
+      <w:start w:val="1"/>
+      <w:numFmt w:val="lowerLetter"/>
+      <w:lvlText w:val="%5."/>
+      <w:lvlJc w:val="left"/>
+      <w:pPr>
+        <w:ind w:left="3949" w:hanging="360"/>
+      </w:pPr>
+    </w:lvl>
+    <w:lvl w:ilvl="5" w:tplc="240A001B" w:tentative="1">
+      <w:start w:val="1"/>
+      <w:numFmt w:val="lowerRoman"/>
+      <w:lvlText w:val="%6."/>
+      <w:lvlJc w:val="right"/>
+      <w:pPr>
+        <w:ind w:left="4669" w:hanging="180"/>
+      </w:pPr>
+    </w:lvl>
+    <w:lvl w:ilvl="6" w:tplc="240A000F" w:tentative="1">
+      <w:start w:val="1"/>
+      <w:numFmt w:val="decimal"/>
+      <w:lvlText w:val="%7."/>
+      <w:lvlJc w:val="left"/>
+      <w:pPr>
+        <w:ind w:left="5389" w:hanging="360"/>
+      </w:pPr>
+    </w:lvl>
+    <w:lvl w:ilvl="7" w:tplc="240A0019" w:tentative="1">
+      <w:start w:val="1"/>
+      <w:numFmt w:val="lowerLetter"/>
+      <w:lvlText w:val="%8."/>
+      <w:lvlJc w:val="left"/>
+      <w:pPr>
+        <w:ind w:left="6109" w:hanging="360"/>
+      </w:pPr>
+    </w:lvl>
+    <w:lvl w:ilvl="8" w:tplc="240A001B" w:tentative="1">
+      <w:start w:val="1"/>
+      <w:numFmt w:val="lowerRoman"/>
+      <w:lvlText w:val="%9."/>
+      <w:lvlJc w:val="right"/>
+      <w:pPr>
+        <w:ind w:left="6829" w:hanging="180"/>
+      </w:pPr>
+    </w:lvl>
+  </w:abstractNum>
+  <w:abstractNum w:abstractNumId="4" w15:restartNumberingAfterBreak="0">
     <w:nsid w:val="0D093682"/>
     <w:multiLevelType w:val="hybridMultilevel"/>
     <w:tmpl w:val="BF720DD0"/>
@@ -14056,7 +14190,7 @@
       </w:rPr>
     </w:lvl>
   </w:abstractNum>
-  <w:abstractNum w:abstractNumId="4" w15:restartNumberingAfterBreak="0">
+  <w:abstractNum w:abstractNumId="5" w15:restartNumberingAfterBreak="0">
     <w:nsid w:val="0DFA516B"/>
     <w:multiLevelType w:val="hybridMultilevel"/>
     <w:tmpl w:val="DE1A2832"/>
@@ -14169,7 +14303,7 @@
       </w:rPr>
     </w:lvl>
   </w:abstractNum>
-  <w:abstractNum w:abstractNumId="5" w15:restartNumberingAfterBreak="0">
+  <w:abstractNum w:abstractNumId="6" w15:restartNumberingAfterBreak="0">
     <w:nsid w:val="0E8007D2"/>
     <w:multiLevelType w:val="hybridMultilevel"/>
     <w:tmpl w:val="CABC0B1A"/>
@@ -14259,7 +14393,7 @@
       </w:pPr>
     </w:lvl>
   </w:abstractNum>
-  <w:abstractNum w:abstractNumId="6" w15:restartNumberingAfterBreak="0">
+  <w:abstractNum w:abstractNumId="7" w15:restartNumberingAfterBreak="0">
     <w:nsid w:val="1068085C"/>
     <w:multiLevelType w:val="hybridMultilevel"/>
     <w:tmpl w:val="DA488A7C"/>
@@ -14372,7 +14506,7 @@
       </w:rPr>
     </w:lvl>
   </w:abstractNum>
-  <w:abstractNum w:abstractNumId="7" w15:restartNumberingAfterBreak="0">
+  <w:abstractNum w:abstractNumId="8" w15:restartNumberingAfterBreak="0">
     <w:nsid w:val="10C34BAE"/>
     <w:multiLevelType w:val="hybridMultilevel"/>
     <w:tmpl w:val="3878B0E8"/>
@@ -14485,7 +14619,7 @@
       </w:rPr>
     </w:lvl>
   </w:abstractNum>
-  <w:abstractNum w:abstractNumId="8" w15:restartNumberingAfterBreak="0">
+  <w:abstractNum w:abstractNumId="9" w15:restartNumberingAfterBreak="0">
     <w:nsid w:val="132A5D0E"/>
     <w:multiLevelType w:val="hybridMultilevel"/>
     <w:tmpl w:val="37CACC28"/>
@@ -14598,7 +14732,7 @@
       </w:rPr>
     </w:lvl>
   </w:abstractNum>
-  <w:abstractNum w:abstractNumId="9" w15:restartNumberingAfterBreak="0">
+  <w:abstractNum w:abstractNumId="10" w15:restartNumberingAfterBreak="0">
     <w:nsid w:val="133F7BCD"/>
     <w:multiLevelType w:val="hybridMultilevel"/>
     <w:tmpl w:val="6B9014B0"/>
@@ -14711,7 +14845,7 @@
       </w:rPr>
     </w:lvl>
   </w:abstractNum>
-  <w:abstractNum w:abstractNumId="10" w15:restartNumberingAfterBreak="0">
+  <w:abstractNum w:abstractNumId="11" w15:restartNumberingAfterBreak="0">
     <w:nsid w:val="178219BA"/>
     <w:multiLevelType w:val="hybridMultilevel"/>
     <w:tmpl w:val="112E83B0"/>
@@ -14801,7 +14935,7 @@
       </w:pPr>
     </w:lvl>
   </w:abstractNum>
-  <w:abstractNum w:abstractNumId="11" w15:restartNumberingAfterBreak="0">
+  <w:abstractNum w:abstractNumId="12" w15:restartNumberingAfterBreak="0">
     <w:nsid w:val="1ED20E38"/>
     <w:multiLevelType w:val="hybridMultilevel"/>
     <w:tmpl w:val="61207416"/>
@@ -14914,7 +15048,7 @@
       </w:rPr>
     </w:lvl>
   </w:abstractNum>
-  <w:abstractNum w:abstractNumId="12" w15:restartNumberingAfterBreak="0">
+  <w:abstractNum w:abstractNumId="13" w15:restartNumberingAfterBreak="0">
     <w:nsid w:val="1F095C68"/>
     <w:multiLevelType w:val="hybridMultilevel"/>
     <w:tmpl w:val="94F85106"/>
@@ -15027,7 +15161,7 @@
       </w:rPr>
     </w:lvl>
   </w:abstractNum>
-  <w:abstractNum w:abstractNumId="13" w15:restartNumberingAfterBreak="0">
+  <w:abstractNum w:abstractNumId="14" w15:restartNumberingAfterBreak="0">
     <w:nsid w:val="27412B07"/>
     <w:multiLevelType w:val="hybridMultilevel"/>
     <w:tmpl w:val="A356BAC2"/>
@@ -15120,7 +15254,7 @@
       </w:pPr>
     </w:lvl>
   </w:abstractNum>
-  <w:abstractNum w:abstractNumId="14" w15:restartNumberingAfterBreak="0">
+  <w:abstractNum w:abstractNumId="15" w15:restartNumberingAfterBreak="0">
     <w:nsid w:val="279E0818"/>
     <w:multiLevelType w:val="hybridMultilevel"/>
     <w:tmpl w:val="4DBEC336"/>
@@ -15233,7 +15367,7 @@
       </w:rPr>
     </w:lvl>
   </w:abstractNum>
-  <w:abstractNum w:abstractNumId="15" w15:restartNumberingAfterBreak="0">
+  <w:abstractNum w:abstractNumId="16" w15:restartNumberingAfterBreak="0">
     <w:nsid w:val="29F025E4"/>
     <w:multiLevelType w:val="hybridMultilevel"/>
     <w:tmpl w:val="96862958"/>
@@ -15346,7 +15480,7 @@
       </w:rPr>
     </w:lvl>
   </w:abstractNum>
-  <w:abstractNum w:abstractNumId="16" w15:restartNumberingAfterBreak="0">
+  <w:abstractNum w:abstractNumId="17" w15:restartNumberingAfterBreak="0">
     <w:nsid w:val="2A3F6099"/>
     <w:multiLevelType w:val="hybridMultilevel"/>
     <w:tmpl w:val="E26E2C82"/>
@@ -15459,7 +15593,7 @@
       </w:rPr>
     </w:lvl>
   </w:abstractNum>
-  <w:abstractNum w:abstractNumId="17" w15:restartNumberingAfterBreak="0">
+  <w:abstractNum w:abstractNumId="18" w15:restartNumberingAfterBreak="0">
     <w:nsid w:val="2A4F5EC9"/>
     <w:multiLevelType w:val="hybridMultilevel"/>
     <w:tmpl w:val="214CDABE"/>
@@ -15572,7 +15706,7 @@
       </w:rPr>
     </w:lvl>
   </w:abstractNum>
-  <w:abstractNum w:abstractNumId="18" w15:restartNumberingAfterBreak="0">
+  <w:abstractNum w:abstractNumId="19" w15:restartNumberingAfterBreak="0">
     <w:nsid w:val="30A26E9B"/>
     <w:multiLevelType w:val="hybridMultilevel"/>
     <w:tmpl w:val="0206E66A"/>
@@ -15685,7 +15819,7 @@
       </w:rPr>
     </w:lvl>
   </w:abstractNum>
-  <w:abstractNum w:abstractNumId="19" w15:restartNumberingAfterBreak="0">
+  <w:abstractNum w:abstractNumId="20" w15:restartNumberingAfterBreak="0">
     <w:nsid w:val="368E176E"/>
     <w:multiLevelType w:val="hybridMultilevel"/>
     <w:tmpl w:val="BDF054FE"/>
@@ -15779,7 +15913,7 @@
       </w:pPr>
     </w:lvl>
   </w:abstractNum>
-  <w:abstractNum w:abstractNumId="20" w15:restartNumberingAfterBreak="0">
+  <w:abstractNum w:abstractNumId="21" w15:restartNumberingAfterBreak="0">
     <w:nsid w:val="392F041E"/>
     <w:multiLevelType w:val="hybridMultilevel"/>
     <w:tmpl w:val="ECD65492"/>
@@ -15892,7 +16026,7 @@
       </w:rPr>
     </w:lvl>
   </w:abstractNum>
-  <w:abstractNum w:abstractNumId="21" w15:restartNumberingAfterBreak="0">
+  <w:abstractNum w:abstractNumId="22" w15:restartNumberingAfterBreak="0">
     <w:nsid w:val="395E01E5"/>
     <w:multiLevelType w:val="hybridMultilevel"/>
     <w:tmpl w:val="8ED28E48"/>
@@ -15982,7 +16116,7 @@
       </w:pPr>
     </w:lvl>
   </w:abstractNum>
-  <w:abstractNum w:abstractNumId="22" w15:restartNumberingAfterBreak="0">
+  <w:abstractNum w:abstractNumId="23" w15:restartNumberingAfterBreak="0">
     <w:nsid w:val="39DB4852"/>
     <w:multiLevelType w:val="hybridMultilevel"/>
     <w:tmpl w:val="569ADEA2"/>
@@ -16095,7 +16229,7 @@
       </w:rPr>
     </w:lvl>
   </w:abstractNum>
-  <w:abstractNum w:abstractNumId="23" w15:restartNumberingAfterBreak="0">
+  <w:abstractNum w:abstractNumId="24" w15:restartNumberingAfterBreak="0">
     <w:nsid w:val="3CB3571F"/>
     <w:multiLevelType w:val="hybridMultilevel"/>
     <w:tmpl w:val="32A8A50A"/>
@@ -16208,7 +16342,7 @@
       </w:rPr>
     </w:lvl>
   </w:abstractNum>
-  <w:abstractNum w:abstractNumId="24" w15:restartNumberingAfterBreak="0">
+  <w:abstractNum w:abstractNumId="25" w15:restartNumberingAfterBreak="0">
     <w:nsid w:val="3D2B5CA4"/>
     <w:multiLevelType w:val="hybridMultilevel"/>
     <w:tmpl w:val="FB08FB8C"/>
@@ -16298,7 +16432,7 @@
       </w:pPr>
     </w:lvl>
   </w:abstractNum>
-  <w:abstractNum w:abstractNumId="25" w15:restartNumberingAfterBreak="0">
+  <w:abstractNum w:abstractNumId="26" w15:restartNumberingAfterBreak="0">
     <w:nsid w:val="3D79127D"/>
     <w:multiLevelType w:val="hybridMultilevel"/>
     <w:tmpl w:val="0CA2F5CA"/>
@@ -16411,7 +16545,7 @@
       </w:rPr>
     </w:lvl>
   </w:abstractNum>
-  <w:abstractNum w:abstractNumId="26" w15:restartNumberingAfterBreak="0">
+  <w:abstractNum w:abstractNumId="27" w15:restartNumberingAfterBreak="0">
     <w:nsid w:val="42562630"/>
     <w:multiLevelType w:val="hybridMultilevel"/>
     <w:tmpl w:val="6BDC4930"/>
@@ -16524,7 +16658,7 @@
       </w:rPr>
     </w:lvl>
   </w:abstractNum>
-  <w:abstractNum w:abstractNumId="27" w15:restartNumberingAfterBreak="0">
+  <w:abstractNum w:abstractNumId="28" w15:restartNumberingAfterBreak="0">
     <w:nsid w:val="47BB0CF2"/>
     <w:multiLevelType w:val="hybridMultilevel"/>
     <w:tmpl w:val="9D1CAD56"/>
@@ -16637,7 +16771,7 @@
       </w:rPr>
     </w:lvl>
   </w:abstractNum>
-  <w:abstractNum w:abstractNumId="28" w15:restartNumberingAfterBreak="0">
+  <w:abstractNum w:abstractNumId="29" w15:restartNumberingAfterBreak="0">
     <w:nsid w:val="49062FD1"/>
     <w:multiLevelType w:val="hybridMultilevel"/>
     <w:tmpl w:val="29808B58"/>
@@ -16750,7 +16884,7 @@
       </w:rPr>
     </w:lvl>
   </w:abstractNum>
-  <w:abstractNum w:abstractNumId="29" w15:restartNumberingAfterBreak="0">
+  <w:abstractNum w:abstractNumId="30" w15:restartNumberingAfterBreak="0">
     <w:nsid w:val="4B136521"/>
     <w:multiLevelType w:val="hybridMultilevel"/>
     <w:tmpl w:val="D9DA26F4"/>
@@ -16863,7 +16997,7 @@
       </w:rPr>
     </w:lvl>
   </w:abstractNum>
-  <w:abstractNum w:abstractNumId="30" w15:restartNumberingAfterBreak="0">
+  <w:abstractNum w:abstractNumId="31" w15:restartNumberingAfterBreak="0">
     <w:nsid w:val="4EBE1EF6"/>
     <w:multiLevelType w:val="hybridMultilevel"/>
     <w:tmpl w:val="F6A60586"/>
@@ -16956,7 +17090,7 @@
       </w:pPr>
     </w:lvl>
   </w:abstractNum>
-  <w:abstractNum w:abstractNumId="31" w15:restartNumberingAfterBreak="0">
+  <w:abstractNum w:abstractNumId="32" w15:restartNumberingAfterBreak="0">
     <w:nsid w:val="4EE314FE"/>
     <w:multiLevelType w:val="hybridMultilevel"/>
     <w:tmpl w:val="078A7B3A"/>
@@ -17046,7 +17180,7 @@
       </w:pPr>
     </w:lvl>
   </w:abstractNum>
-  <w:abstractNum w:abstractNumId="32" w15:restartNumberingAfterBreak="0">
+  <w:abstractNum w:abstractNumId="33" w15:restartNumberingAfterBreak="0">
     <w:nsid w:val="4FCA4376"/>
     <w:multiLevelType w:val="hybridMultilevel"/>
     <w:tmpl w:val="91502A02"/>
@@ -17159,7 +17293,7 @@
       </w:rPr>
     </w:lvl>
   </w:abstractNum>
-  <w:abstractNum w:abstractNumId="33" w15:restartNumberingAfterBreak="0">
+  <w:abstractNum w:abstractNumId="34" w15:restartNumberingAfterBreak="0">
     <w:nsid w:val="52CB71BD"/>
     <w:multiLevelType w:val="hybridMultilevel"/>
     <w:tmpl w:val="4C581992"/>
@@ -17272,7 +17406,7 @@
       </w:rPr>
     </w:lvl>
   </w:abstractNum>
-  <w:abstractNum w:abstractNumId="34" w15:restartNumberingAfterBreak="0">
+  <w:abstractNum w:abstractNumId="35" w15:restartNumberingAfterBreak="0">
     <w:nsid w:val="57DD0AB0"/>
     <w:multiLevelType w:val="hybridMultilevel"/>
     <w:tmpl w:val="5FE8DE18"/>
@@ -17385,7 +17519,7 @@
       </w:rPr>
     </w:lvl>
   </w:abstractNum>
-  <w:abstractNum w:abstractNumId="35" w15:restartNumberingAfterBreak="0">
+  <w:abstractNum w:abstractNumId="36" w15:restartNumberingAfterBreak="0">
     <w:nsid w:val="5BA8789F"/>
     <w:multiLevelType w:val="hybridMultilevel"/>
     <w:tmpl w:val="1CC40D6A"/>
@@ -17475,7 +17609,7 @@
       </w:pPr>
     </w:lvl>
   </w:abstractNum>
-  <w:abstractNum w:abstractNumId="36" w15:restartNumberingAfterBreak="0">
+  <w:abstractNum w:abstractNumId="37" w15:restartNumberingAfterBreak="0">
     <w:nsid w:val="5F994500"/>
     <w:multiLevelType w:val="hybridMultilevel"/>
     <w:tmpl w:val="0EFC1DAE"/>
@@ -17565,7 +17699,7 @@
       </w:pPr>
     </w:lvl>
   </w:abstractNum>
-  <w:abstractNum w:abstractNumId="37" w15:restartNumberingAfterBreak="0">
+  <w:abstractNum w:abstractNumId="38" w15:restartNumberingAfterBreak="0">
     <w:nsid w:val="648F1122"/>
     <w:multiLevelType w:val="hybridMultilevel"/>
     <w:tmpl w:val="0AC45532"/>
@@ -17651,7 +17785,7 @@
       </w:pPr>
     </w:lvl>
   </w:abstractNum>
-  <w:abstractNum w:abstractNumId="38" w15:restartNumberingAfterBreak="0">
+  <w:abstractNum w:abstractNumId="39" w15:restartNumberingAfterBreak="0">
     <w:nsid w:val="660D3FF5"/>
     <w:multiLevelType w:val="hybridMultilevel"/>
     <w:tmpl w:val="AF48F5FE"/>
@@ -17764,7 +17898,7 @@
       </w:rPr>
     </w:lvl>
   </w:abstractNum>
-  <w:abstractNum w:abstractNumId="39" w15:restartNumberingAfterBreak="0">
+  <w:abstractNum w:abstractNumId="40" w15:restartNumberingAfterBreak="0">
     <w:nsid w:val="663D744C"/>
     <w:multiLevelType w:val="hybridMultilevel"/>
     <w:tmpl w:val="CB5E8140"/>
@@ -17877,7 +18011,7 @@
       </w:rPr>
     </w:lvl>
   </w:abstractNum>
-  <w:abstractNum w:abstractNumId="40" w15:restartNumberingAfterBreak="0">
+  <w:abstractNum w:abstractNumId="41" w15:restartNumberingAfterBreak="0">
     <w:nsid w:val="6824758D"/>
     <w:multiLevelType w:val="hybridMultilevel"/>
     <w:tmpl w:val="DA16247C"/>
@@ -17990,7 +18124,7 @@
       </w:rPr>
     </w:lvl>
   </w:abstractNum>
-  <w:abstractNum w:abstractNumId="41" w15:restartNumberingAfterBreak="0">
+  <w:abstractNum w:abstractNumId="42" w15:restartNumberingAfterBreak="0">
     <w:nsid w:val="69F76724"/>
     <w:multiLevelType w:val="hybridMultilevel"/>
     <w:tmpl w:val="1CC40D6A"/>
@@ -18080,7 +18214,7 @@
       </w:pPr>
     </w:lvl>
   </w:abstractNum>
-  <w:abstractNum w:abstractNumId="42" w15:restartNumberingAfterBreak="0">
+  <w:abstractNum w:abstractNumId="43" w15:restartNumberingAfterBreak="0">
     <w:nsid w:val="6B741C7D"/>
     <w:multiLevelType w:val="hybridMultilevel"/>
     <w:tmpl w:val="4AB0BDE8"/>
@@ -18193,7 +18327,7 @@
       </w:rPr>
     </w:lvl>
   </w:abstractNum>
-  <w:abstractNum w:abstractNumId="43" w15:restartNumberingAfterBreak="0">
+  <w:abstractNum w:abstractNumId="44" w15:restartNumberingAfterBreak="0">
     <w:nsid w:val="709E24DB"/>
     <w:multiLevelType w:val="hybridMultilevel"/>
     <w:tmpl w:val="41884BA6"/>
@@ -18308,7 +18442,7 @@
       </w:pPr>
     </w:lvl>
   </w:abstractNum>
-  <w:abstractNum w:abstractNumId="44" w15:restartNumberingAfterBreak="0">
+  <w:abstractNum w:abstractNumId="45" w15:restartNumberingAfterBreak="0">
     <w:nsid w:val="7C161D1C"/>
     <w:multiLevelType w:val="multilevel"/>
     <w:tmpl w:val="476430D0"/>
@@ -18444,139 +18578,142 @@
     </w:lvl>
   </w:abstractNum>
   <w:num w:numId="1">
-    <w:abstractNumId w:val="44"/>
+    <w:abstractNumId w:val="45"/>
   </w:num>
   <w:num w:numId="2">
     <w:abstractNumId w:val="0"/>
   </w:num>
   <w:num w:numId="3">
-    <w:abstractNumId w:val="13"/>
+    <w:abstractNumId w:val="14"/>
   </w:num>
   <w:num w:numId="4">
-    <w:abstractNumId w:val="30"/>
+    <w:abstractNumId w:val="31"/>
   </w:num>
   <w:num w:numId="5">
-    <w:abstractNumId w:val="19"/>
+    <w:abstractNumId w:val="20"/>
   </w:num>
   <w:num w:numId="6">
-    <w:abstractNumId w:val="10"/>
+    <w:abstractNumId w:val="11"/>
   </w:num>
   <w:num w:numId="7">
-    <w:abstractNumId w:val="43"/>
+    <w:abstractNumId w:val="44"/>
   </w:num>
   <w:num w:numId="8">
-    <w:abstractNumId w:val="24"/>
+    <w:abstractNumId w:val="25"/>
   </w:num>
   <w:num w:numId="9">
-    <w:abstractNumId w:val="4"/>
+    <w:abstractNumId w:val="5"/>
   </w:num>
   <w:num w:numId="10">
     <w:abstractNumId w:val="1"/>
   </w:num>
   <w:num w:numId="11">
-    <w:abstractNumId w:val="36"/>
+    <w:abstractNumId w:val="37"/>
   </w:num>
   <w:num w:numId="12">
+    <w:abstractNumId w:val="41"/>
+  </w:num>
+  <w:num w:numId="13">
+    <w:abstractNumId w:val="13"/>
+  </w:num>
+  <w:num w:numId="14">
+    <w:abstractNumId w:val="38"/>
+  </w:num>
+  <w:num w:numId="15">
+    <w:abstractNumId w:val="6"/>
+  </w:num>
+  <w:num w:numId="16">
+    <w:abstractNumId w:val="43"/>
+  </w:num>
+  <w:num w:numId="17">
+    <w:abstractNumId w:val="35"/>
+  </w:num>
+  <w:num w:numId="18">
+    <w:abstractNumId w:val="18"/>
+  </w:num>
+  <w:num w:numId="19">
+    <w:abstractNumId w:val="16"/>
+  </w:num>
+  <w:num w:numId="20">
+    <w:abstractNumId w:val="27"/>
+  </w:num>
+  <w:num w:numId="21">
     <w:abstractNumId w:val="40"/>
   </w:num>
-  <w:num w:numId="13">
-    <w:abstractNumId w:val="12"/>
+  <w:num w:numId="22">
+    <w:abstractNumId w:val="33"/>
   </w:num>
-  <w:num w:numId="14">
-    <w:abstractNumId w:val="37"/>
+  <w:num w:numId="23">
+    <w:abstractNumId w:val="4"/>
   </w:num>
-  <w:num w:numId="15">
-    <w:abstractNumId w:val="5"/>
+  <w:num w:numId="24">
+    <w:abstractNumId w:val="22"/>
   </w:num>
-  <w:num w:numId="16">
+  <w:num w:numId="25">
+    <w:abstractNumId w:val="23"/>
+  </w:num>
+  <w:num w:numId="26">
+    <w:abstractNumId w:val="29"/>
+  </w:num>
+  <w:num w:numId="27">
+    <w:abstractNumId w:val="26"/>
+  </w:num>
+  <w:num w:numId="28">
+    <w:abstractNumId w:val="39"/>
+  </w:num>
+  <w:num w:numId="29">
+    <w:abstractNumId w:val="10"/>
+  </w:num>
+  <w:num w:numId="30">
     <w:abstractNumId w:val="42"/>
   </w:num>
-  <w:num w:numId="17">
-    <w:abstractNumId w:val="34"/>
+  <w:num w:numId="31">
+    <w:abstractNumId w:val="9"/>
   </w:num>
-  <w:num w:numId="18">
-    <w:abstractNumId w:val="17"/>
-  </w:num>
-  <w:num w:numId="19">
+  <w:num w:numId="32">
     <w:abstractNumId w:val="15"/>
   </w:num>
-  <w:num w:numId="20">
-    <w:abstractNumId w:val="26"/>
-  </w:num>
-  <w:num w:numId="21">
-    <w:abstractNumId w:val="39"/>
-  </w:num>
-  <w:num w:numId="22">
-    <w:abstractNumId w:val="32"/>
-  </w:num>
-  <w:num w:numId="23">
-    <w:abstractNumId w:val="3"/>
-  </w:num>
-  <w:num w:numId="24">
-    <w:abstractNumId w:val="21"/>
-  </w:num>
-  <w:num w:numId="25">
-    <w:abstractNumId w:val="22"/>
-  </w:num>
-  <w:num w:numId="26">
-    <w:abstractNumId w:val="28"/>
-  </w:num>
-  <w:num w:numId="27">
-    <w:abstractNumId w:val="25"/>
-  </w:num>
-  <w:num w:numId="28">
-    <w:abstractNumId w:val="38"/>
-  </w:num>
-  <w:num w:numId="29">
-    <w:abstractNumId w:val="9"/>
-  </w:num>
-  <w:num w:numId="30">
-    <w:abstractNumId w:val="41"/>
-  </w:num>
-  <w:num w:numId="31">
+  <w:num w:numId="33">
     <w:abstractNumId w:val="8"/>
   </w:num>
-  <w:num w:numId="32">
-    <w:abstractNumId w:val="14"/>
-  </w:num>
-  <w:num w:numId="33">
-    <w:abstractNumId w:val="7"/>
-  </w:num>
   <w:num w:numId="34">
-    <w:abstractNumId w:val="35"/>
+    <w:abstractNumId w:val="36"/>
   </w:num>
   <w:num w:numId="35">
     <w:abstractNumId w:val="2"/>
   </w:num>
   <w:num w:numId="36">
-    <w:abstractNumId w:val="31"/>
+    <w:abstractNumId w:val="32"/>
   </w:num>
   <w:num w:numId="37">
-    <w:abstractNumId w:val="11"/>
+    <w:abstractNumId w:val="12"/>
   </w:num>
   <w:num w:numId="38">
-    <w:abstractNumId w:val="16"/>
+    <w:abstractNumId w:val="17"/>
   </w:num>
   <w:num w:numId="39">
-    <w:abstractNumId w:val="23"/>
+    <w:abstractNumId w:val="24"/>
   </w:num>
   <w:num w:numId="40">
-    <w:abstractNumId w:val="18"/>
+    <w:abstractNumId w:val="19"/>
   </w:num>
   <w:num w:numId="41">
-    <w:abstractNumId w:val="6"/>
+    <w:abstractNumId w:val="7"/>
   </w:num>
   <w:num w:numId="42">
-    <w:abstractNumId w:val="33"/>
+    <w:abstractNumId w:val="34"/>
   </w:num>
   <w:num w:numId="43">
-    <w:abstractNumId w:val="29"/>
+    <w:abstractNumId w:val="30"/>
   </w:num>
   <w:num w:numId="44">
-    <w:abstractNumId w:val="20"/>
+    <w:abstractNumId w:val="21"/>
   </w:num>
   <w:num w:numId="45">
-    <w:abstractNumId w:val="27"/>
+    <w:abstractNumId w:val="28"/>
+  </w:num>
+  <w:num w:numId="46">
+    <w:abstractNumId w:val="3"/>
   </w:num>
   <w:numIdMacAtCleanup w:val="45"/>
 </w:numbering>
@@ -20316,45 +20453,50 @@
 </file>
 
 <file path=customXml/item1.xml><?xml version="1.0" encoding="utf-8"?>
-<b:Sources xmlns:b="http://schemas.openxmlformats.org/officeDocument/2006/bibliography" xmlns="http://schemas.openxmlformats.org/officeDocument/2006/bibliography" SelectedStyle="\APASixthEditionOfficeOnline.xsl" StyleName="APA" Version="6"/>
-</file>
-
-<file path=customXml/item2.xml><?xml version="1.0" encoding="utf-8"?>
 <p:properties xmlns:p="http://schemas.microsoft.com/office/2006/metadata/properties" xmlns:xsi="http://www.w3.org/2001/XMLSchema-instance" xmlns:pc="http://schemas.microsoft.com/office/infopath/2007/PartnerControls">
   <documentManagement>
-    <TaxCatchAll xmlns="cb45339b-ced9-4d0d-8f64-77573914d53b" xsi:nil="true"/>
-    <lcf76f155ced4ddcb4097134ff3c332f xmlns="43a3ca16-9c26-4813-b83f-4aec9927b43f">
+    <TaxCatchAll xmlns="285d351f-f218-493a-825f-85a9dfbde315" xsi:nil="true"/>
+    <lcf76f155ced4ddcb4097134ff3c332f xmlns="55abea07-cd72-4a95-add0-1082a24cf9e9">
       <Terms xmlns="http://schemas.microsoft.com/office/infopath/2007/PartnerControls"/>
     </lcf76f155ced4ddcb4097134ff3c332f>
   </documentManagement>
 </p:properties>
 </file>
 
+<file path=customXml/item2.xml><?xml version="1.0" encoding="utf-8"?>
+<b:Sources xmlns:b="http://schemas.openxmlformats.org/officeDocument/2006/bibliography" xmlns="http://schemas.openxmlformats.org/officeDocument/2006/bibliography" SelectedStyle="\APASixthEditionOfficeOnline.xsl" StyleName="APA" Version="6"/>
+</file>
+
 <file path=customXml/item3.xml><?xml version="1.0" encoding="utf-8"?>
-<ct:contentTypeSchema xmlns:ct="http://schemas.microsoft.com/office/2006/metadata/contentType" xmlns:ma="http://schemas.microsoft.com/office/2006/metadata/properties/metaAttributes" ct:_="" ma:_="" ma:contentTypeName="Documento" ma:contentTypeID="0x01010049282E1EDBE9234EA9E6D38F720E265F" ma:contentTypeVersion="15" ma:contentTypeDescription="Crear nuevo documento." ma:contentTypeScope="" ma:versionID="b31c7aa9eaf043a08b87120b3c4916e3">
-  <xsd:schema xmlns:xsd="http://www.w3.org/2001/XMLSchema" xmlns:xs="http://www.w3.org/2001/XMLSchema" xmlns:p="http://schemas.microsoft.com/office/2006/metadata/properties" xmlns:ns2="cb45339b-ced9-4d0d-8f64-77573914d53b" xmlns:ns3="43a3ca16-9c26-4813-b83f-4aec9927b43f" targetNamespace="http://schemas.microsoft.com/office/2006/metadata/properties" ma:root="true" ma:fieldsID="3533d065b04d75c457075bc55f1f5315" ns2:_="" ns3:_="">
-    <xsd:import namespace="cb45339b-ced9-4d0d-8f64-77573914d53b"/>
-    <xsd:import namespace="43a3ca16-9c26-4813-b83f-4aec9927b43f"/>
+<?mso-contentType ?>
+<FormTemplates xmlns="http://schemas.microsoft.com/sharepoint/v3/contenttype/forms">
+  <Display>DocumentLibraryForm</Display>
+  <Edit>DocumentLibraryForm</Edit>
+  <New>DocumentLibraryForm</New>
+</FormTemplates>
+</file>
+
+<file path=customXml/item4.xml><?xml version="1.0" encoding="utf-8"?>
+<ct:contentTypeSchema xmlns:ct="http://schemas.microsoft.com/office/2006/metadata/contentType" xmlns:ma="http://schemas.microsoft.com/office/2006/metadata/properties/metaAttributes" ct:_="" ma:_="" ma:contentTypeName="Documento" ma:contentTypeID="0x0101005D7421CBAB376F47AC1876466873BE0C" ma:contentTypeVersion="11" ma:contentTypeDescription="Crear nuevo documento." ma:contentTypeScope="" ma:versionID="2b4f891a1a5ad88e3e621500c8553ae4">
+  <xsd:schema xmlns:xsd="http://www.w3.org/2001/XMLSchema" xmlns:xs="http://www.w3.org/2001/XMLSchema" xmlns:p="http://schemas.microsoft.com/office/2006/metadata/properties" xmlns:ns2="55abea07-cd72-4a95-add0-1082a24cf9e9" xmlns:ns3="285d351f-f218-493a-825f-85a9dfbde315" targetNamespace="http://schemas.microsoft.com/office/2006/metadata/properties" ma:root="true" ma:fieldsID="4883b2e7c543eac85f1b7e21127c6f20" ns2:_="" ns3:_="">
+    <xsd:import namespace="55abea07-cd72-4a95-add0-1082a24cf9e9"/>
+    <xsd:import namespace="285d351f-f218-493a-825f-85a9dfbde315"/>
     <xsd:element name="properties">
       <xsd:complexType>
         <xsd:sequence>
           <xsd:element name="documentManagement">
             <xsd:complexType>
               <xsd:all>
-                <xsd:element ref="ns2:SharedWithUsers" minOccurs="0"/>
-                <xsd:element ref="ns2:SharedWithDetails" minOccurs="0"/>
-                <xsd:element ref="ns3:MediaServiceMetadata" minOccurs="0"/>
-                <xsd:element ref="ns3:MediaServiceFastMetadata" minOccurs="0"/>
-                <xsd:element ref="ns3:MediaServiceDateTaken" minOccurs="0"/>
-                <xsd:element ref="ns3:MediaServiceObjectDetectorVersions" minOccurs="0"/>
-                <xsd:element ref="ns3:MediaLengthInSeconds" minOccurs="0"/>
-                <xsd:element ref="ns3:MediaServiceLocation" minOccurs="0"/>
-                <xsd:element ref="ns3:MediaServiceGenerationTime" minOccurs="0"/>
-                <xsd:element ref="ns3:MediaServiceEventHashCode" minOccurs="0"/>
-                <xsd:element ref="ns3:lcf76f155ced4ddcb4097134ff3c332f" minOccurs="0"/>
-                <xsd:element ref="ns2:TaxCatchAll" minOccurs="0"/>
-                <xsd:element ref="ns3:MediaServiceOCR" minOccurs="0"/>
-                <xsd:element ref="ns3:MediaServiceSearchProperties" minOccurs="0"/>
+                <xsd:element ref="ns2:MediaServiceMetadata" minOccurs="0"/>
+                <xsd:element ref="ns2:MediaServiceFastMetadata" minOccurs="0"/>
+                <xsd:element ref="ns2:MediaServiceSearchProperties" minOccurs="0"/>
+                <xsd:element ref="ns2:MediaServiceDateTaken" minOccurs="0"/>
+                <xsd:element ref="ns2:lcf76f155ced4ddcb4097134ff3c332f" minOccurs="0"/>
+                <xsd:element ref="ns3:TaxCatchAll" minOccurs="0"/>
+                <xsd:element ref="ns2:MediaServiceOCR" minOccurs="0"/>
+                <xsd:element ref="ns2:MediaServiceGenerationTime" minOccurs="0"/>
+                <xsd:element ref="ns2:MediaServiceEventHashCode" minOccurs="0"/>
+                <xsd:element ref="ns2:MediaLengthInSeconds" minOccurs="0"/>
               </xsd:all>
             </xsd:complexType>
           </xsd:element>
@@ -20362,78 +20504,41 @@
       </xsd:complexType>
     </xsd:element>
   </xsd:schema>
-  <xsd:schema xmlns:xsd="http://www.w3.org/2001/XMLSchema" xmlns:xs="http://www.w3.org/2001/XMLSchema" xmlns:dms="http://schemas.microsoft.com/office/2006/documentManagement/types" xmlns:pc="http://schemas.microsoft.com/office/infopath/2007/PartnerControls" targetNamespace="cb45339b-ced9-4d0d-8f64-77573914d53b" elementFormDefault="qualified">
+  <xsd:schema xmlns:xsd="http://www.w3.org/2001/XMLSchema" xmlns:xs="http://www.w3.org/2001/XMLSchema" xmlns:dms="http://schemas.microsoft.com/office/2006/documentManagement/types" xmlns:pc="http://schemas.microsoft.com/office/infopath/2007/PartnerControls" targetNamespace="55abea07-cd72-4a95-add0-1082a24cf9e9" elementFormDefault="qualified">
     <xsd:import namespace="http://schemas.microsoft.com/office/2006/documentManagement/types"/>
     <xsd:import namespace="http://schemas.microsoft.com/office/infopath/2007/PartnerControls"/>
-    <xsd:element name="SharedWithUsers" ma:index="8" nillable="true" ma:displayName="Compartido con" ma:internalName="SharedWithUsers" ma:readOnly="true">
+    <xsd:element name="MediaServiceMetadata" ma:index="8" nillable="true" ma:displayName="MediaServiceMetadata" ma:hidden="true" ma:internalName="MediaServiceMetadata" ma:readOnly="true">
+      <xsd:simpleType>
+        <xsd:restriction base="dms:Note"/>
+      </xsd:simpleType>
+    </xsd:element>
+    <xsd:element name="MediaServiceFastMetadata" ma:index="9" nillable="true" ma:displayName="MediaServiceFastMetadata" ma:hidden="true" ma:internalName="MediaServiceFastMetadata" ma:readOnly="true">
+      <xsd:simpleType>
+        <xsd:restriction base="dms:Note"/>
+      </xsd:simpleType>
+    </xsd:element>
+    <xsd:element name="MediaServiceSearchProperties" ma:index="10" nillable="true" ma:displayName="MediaServiceSearchProperties" ma:hidden="true" ma:internalName="MediaServiceSearchProperties" ma:readOnly="true">
+      <xsd:simpleType>
+        <xsd:restriction base="dms:Note"/>
+      </xsd:simpleType>
+    </xsd:element>
+    <xsd:element name="MediaServiceDateTaken" ma:index="11" nillable="true" ma:displayName="MediaServiceDateTaken" ma:hidden="true" ma:indexed="true" ma:internalName="MediaServiceDateTaken" ma:readOnly="true">
+      <xsd:simpleType>
+        <xsd:restriction base="dms:Text"/>
+      </xsd:simpleType>
+    </xsd:element>
+    <xsd:element name="lcf76f155ced4ddcb4097134ff3c332f" ma:index="13" nillable="true" ma:taxonomy="true" ma:internalName="lcf76f155ced4ddcb4097134ff3c332f" ma:taxonomyFieldName="MediaServiceImageTags" ma:displayName="Etiquetas de imagen" ma:readOnly="false" ma:fieldId="{5cf76f15-5ced-4ddc-b409-7134ff3c332f}" ma:taxonomyMulti="true" ma:sspId="d33c8c81-5745-4931-bcc4-c2aeafe86780" ma:termSetId="09814cd3-568e-fe90-9814-8d621ff8fb84" ma:anchorId="fba54fb3-c3e1-fe81-a776-ca4b69148c4d" ma:open="true" ma:isKeyword="false">
       <xsd:complexType>
-        <xsd:complexContent>
-          <xsd:extension base="dms:UserMulti">
-            <xsd:sequence>
-              <xsd:element name="UserInfo" minOccurs="0" maxOccurs="unbounded">
-                <xsd:complexType>
-                  <xsd:sequence>
-                    <xsd:element name="DisplayName" type="xsd:string" minOccurs="0"/>
-                    <xsd:element name="AccountId" type="dms:UserId" minOccurs="0" nillable="true"/>
-                    <xsd:element name="AccountType" type="xsd:string" minOccurs="0"/>
-                  </xsd:sequence>
-                </xsd:complexType>
-              </xsd:element>
-            </xsd:sequence>
-          </xsd:extension>
-        </xsd:complexContent>
+        <xsd:sequence>
+          <xsd:element ref="pc:Terms" minOccurs="0" maxOccurs="1"/>
+        </xsd:sequence>
       </xsd:complexType>
     </xsd:element>
-    <xsd:element name="SharedWithDetails" ma:index="9" nillable="true" ma:displayName="Detalles de uso compartido" ma:internalName="SharedWithDetails" ma:readOnly="true">
+    <xsd:element name="MediaServiceOCR" ma:index="15" nillable="true" ma:displayName="Extracted Text" ma:internalName="MediaServiceOCR" ma:readOnly="true">
       <xsd:simpleType>
         <xsd:restriction base="dms:Note">
           <xsd:maxLength value="255"/>
         </xsd:restriction>
-      </xsd:simpleType>
-    </xsd:element>
-    <xsd:element name="TaxCatchAll" ma:index="20" nillable="true" ma:displayName="Taxonomy Catch All Column" ma:hidden="true" ma:list="{2f40a149-578b-41a1-8845-c88bc1831770}" ma:internalName="TaxCatchAll" ma:showField="CatchAllData" ma:web="cb45339b-ced9-4d0d-8f64-77573914d53b">
-      <xsd:complexType>
-        <xsd:complexContent>
-          <xsd:extension base="dms:MultiChoiceLookup">
-            <xsd:sequence>
-              <xsd:element name="Value" type="dms:Lookup" maxOccurs="unbounded" minOccurs="0" nillable="true"/>
-            </xsd:sequence>
-          </xsd:extension>
-        </xsd:complexContent>
-      </xsd:complexType>
-    </xsd:element>
-  </xsd:schema>
-  <xsd:schema xmlns:xsd="http://www.w3.org/2001/XMLSchema" xmlns:xs="http://www.w3.org/2001/XMLSchema" xmlns:dms="http://schemas.microsoft.com/office/2006/documentManagement/types" xmlns:pc="http://schemas.microsoft.com/office/infopath/2007/PartnerControls" targetNamespace="43a3ca16-9c26-4813-b83f-4aec9927b43f" elementFormDefault="qualified">
-    <xsd:import namespace="http://schemas.microsoft.com/office/2006/documentManagement/types"/>
-    <xsd:import namespace="http://schemas.microsoft.com/office/infopath/2007/PartnerControls"/>
-    <xsd:element name="MediaServiceMetadata" ma:index="10" nillable="true" ma:displayName="MediaServiceMetadata" ma:hidden="true" ma:internalName="MediaServiceMetadata" ma:readOnly="true">
-      <xsd:simpleType>
-        <xsd:restriction base="dms:Note"/>
-      </xsd:simpleType>
-    </xsd:element>
-    <xsd:element name="MediaServiceFastMetadata" ma:index="11" nillable="true" ma:displayName="MediaServiceFastMetadata" ma:hidden="true" ma:internalName="MediaServiceFastMetadata" ma:readOnly="true">
-      <xsd:simpleType>
-        <xsd:restriction base="dms:Note"/>
-      </xsd:simpleType>
-    </xsd:element>
-    <xsd:element name="MediaServiceDateTaken" ma:index="12" nillable="true" ma:displayName="MediaServiceDateTaken" ma:hidden="true" ma:indexed="true" ma:internalName="MediaServiceDateTaken" ma:readOnly="true">
-      <xsd:simpleType>
-        <xsd:restriction base="dms:Text"/>
-      </xsd:simpleType>
-    </xsd:element>
-    <xsd:element name="MediaServiceObjectDetectorVersions" ma:index="13" nillable="true" ma:displayName="MediaServiceObjectDetectorVersions" ma:hidden="true" ma:indexed="true" ma:internalName="MediaServiceObjectDetectorVersions" ma:readOnly="true">
-      <xsd:simpleType>
-        <xsd:restriction base="dms:Text"/>
-      </xsd:simpleType>
-    </xsd:element>
-    <xsd:element name="MediaLengthInSeconds" ma:index="14" nillable="true" ma:displayName="MediaLengthInSeconds" ma:hidden="true" ma:internalName="MediaLengthInSeconds" ma:readOnly="true">
-      <xsd:simpleType>
-        <xsd:restriction base="dms:Unknown"/>
-      </xsd:simpleType>
-    </xsd:element>
-    <xsd:element name="MediaServiceLocation" ma:index="15" nillable="true" ma:displayName="Location" ma:indexed="true" ma:internalName="MediaServiceLocation" ma:readOnly="true">
-      <xsd:simpleType>
-        <xsd:restriction base="dms:Text"/>
       </xsd:simpleType>
     </xsd:element>
     <xsd:element name="MediaServiceGenerationTime" ma:index="16" nillable="true" ma:displayName="MediaServiceGenerationTime" ma:hidden="true" ma:internalName="MediaServiceGenerationTime" ma:readOnly="true">
@@ -20446,24 +20551,25 @@
         <xsd:restriction base="dms:Text"/>
       </xsd:simpleType>
     </xsd:element>
-    <xsd:element name="lcf76f155ced4ddcb4097134ff3c332f" ma:index="19" nillable="true" ma:taxonomy="true" ma:internalName="lcf76f155ced4ddcb4097134ff3c332f" ma:taxonomyFieldName="MediaServiceImageTags" ma:displayName="Etiquetas de imagen" ma:readOnly="false" ma:fieldId="{5cf76f15-5ced-4ddc-b409-7134ff3c332f}" ma:taxonomyMulti="true" ma:sspId="d33c8c81-5745-4931-bcc4-c2aeafe86780" ma:termSetId="09814cd3-568e-fe90-9814-8d621ff8fb84" ma:anchorId="fba54fb3-c3e1-fe81-a776-ca4b69148c4d" ma:open="true" ma:isKeyword="false">
-      <xsd:complexType>
-        <xsd:sequence>
-          <xsd:element ref="pc:Terms" minOccurs="0" maxOccurs="1"/>
-        </xsd:sequence>
-      </xsd:complexType>
-    </xsd:element>
-    <xsd:element name="MediaServiceOCR" ma:index="21" nillable="true" ma:displayName="Extracted Text" ma:internalName="MediaServiceOCR" ma:readOnly="true">
+    <xsd:element name="MediaLengthInSeconds" ma:index="18" nillable="true" ma:displayName="MediaLengthInSeconds" ma:hidden="true" ma:internalName="MediaLengthInSeconds" ma:readOnly="true">
       <xsd:simpleType>
-        <xsd:restriction base="dms:Note">
-          <xsd:maxLength value="255"/>
-        </xsd:restriction>
+        <xsd:restriction base="dms:Unknown"/>
       </xsd:simpleType>
     </xsd:element>
-    <xsd:element name="MediaServiceSearchProperties" ma:index="22" nillable="true" ma:displayName="MediaServiceSearchProperties" ma:hidden="true" ma:internalName="MediaServiceSearchProperties" ma:readOnly="true">
-      <xsd:simpleType>
-        <xsd:restriction base="dms:Note"/>
-      </xsd:simpleType>
+  </xsd:schema>
+  <xsd:schema xmlns:xsd="http://www.w3.org/2001/XMLSchema" xmlns:xs="http://www.w3.org/2001/XMLSchema" xmlns:dms="http://schemas.microsoft.com/office/2006/documentManagement/types" xmlns:pc="http://schemas.microsoft.com/office/infopath/2007/PartnerControls" targetNamespace="285d351f-f218-493a-825f-85a9dfbde315" elementFormDefault="qualified">
+    <xsd:import namespace="http://schemas.microsoft.com/office/2006/documentManagement/types"/>
+    <xsd:import namespace="http://schemas.microsoft.com/office/infopath/2007/PartnerControls"/>
+    <xsd:element name="TaxCatchAll" ma:index="14" nillable="true" ma:displayName="Taxonomy Catch All Column" ma:hidden="true" ma:list="{5d57ac59-ec13-4ab6-8bf8-a162ea89df9b}" ma:internalName="TaxCatchAll" ma:showField="CatchAllData" ma:web="285d351f-f218-493a-825f-85a9dfbde315">
+      <xsd:complexType>
+        <xsd:complexContent>
+          <xsd:extension base="dms:MultiChoiceLookup">
+            <xsd:sequence>
+              <xsd:element name="Value" type="dms:Lookup" maxOccurs="unbounded" minOccurs="0" nillable="true"/>
+            </xsd:sequence>
+          </xsd:extension>
+        </xsd:complexContent>
+      </xsd:complexType>
     </xsd:element>
   </xsd:schema>
   <xsd:schema xmlns="http://schemas.openxmlformats.org/package/2006/metadata/core-properties" xmlns:xsd="http://www.w3.org/2001/XMLSchema" xmlns:xsi="http://www.w3.org/2001/XMLSchema-instance" xmlns:dc="http://purl.org/dc/elements/1.1/" xmlns:dcterms="http://purl.org/dc/terms/" xmlns:odoc="http://schemas.microsoft.com/internal/obd" targetNamespace="http://schemas.openxmlformats.org/package/2006/metadata/core-properties" elementFormDefault="qualified" attributeFormDefault="unqualified" blockDefault="#all">
@@ -20565,24 +20671,7 @@
 </ct:contentTypeSchema>
 </file>
 
-<file path=customXml/item4.xml><?xml version="1.0" encoding="utf-8"?>
-<?mso-contentType ?>
-<FormTemplates xmlns="http://schemas.microsoft.com/sharepoint/v3/contenttype/forms">
-  <Display>DocumentLibraryForm</Display>
-  <Edit>DocumentLibraryForm</Edit>
-  <New>DocumentLibraryForm</New>
-</FormTemplates>
-</file>
-
 <file path=customXml/itemProps1.xml><?xml version="1.0" encoding="utf-8"?>
-<ds:datastoreItem xmlns:ds="http://schemas.openxmlformats.org/officeDocument/2006/customXml" ds:itemID="{A9F2CEBA-C824-4C86-81A8-E32CBD0EB92D}">
-  <ds:schemaRefs>
-    <ds:schemaRef ds:uri="http://schemas.openxmlformats.org/officeDocument/2006/bibliography"/>
-  </ds:schemaRefs>
-</ds:datastoreItem>
-</file>
-
-<file path=customXml/itemProps2.xml><?xml version="1.0" encoding="utf-8"?>
 <ds:datastoreItem xmlns:ds="http://schemas.openxmlformats.org/officeDocument/2006/customXml" ds:itemID="{26259216-AD86-464A-AEAD-95B1F9E17392}">
   <ds:schemaRefs>
     <ds:schemaRef ds:uri="http://schemas.microsoft.com/office/2006/metadata/properties"/>
@@ -20593,29 +20682,22 @@
 </ds:datastoreItem>
 </file>
 
+<file path=customXml/itemProps2.xml><?xml version="1.0" encoding="utf-8"?>
+<ds:datastoreItem xmlns:ds="http://schemas.openxmlformats.org/officeDocument/2006/customXml" ds:itemID="{A9F2CEBA-C824-4C86-81A8-E32CBD0EB92D}">
+  <ds:schemaRefs>
+    <ds:schemaRef ds:uri="http://schemas.openxmlformats.org/officeDocument/2006/bibliography"/>
+  </ds:schemaRefs>
+</ds:datastoreItem>
+</file>
+
 <file path=customXml/itemProps3.xml><?xml version="1.0" encoding="utf-8"?>
-<ds:datastoreItem xmlns:ds="http://schemas.openxmlformats.org/officeDocument/2006/customXml" ds:itemID="{0BC4A0A4-89EA-4C0C-9011-C1B351E892BC}">
+<ds:datastoreItem xmlns:ds="http://schemas.openxmlformats.org/officeDocument/2006/customXml" ds:itemID="{D00A4A46-BDBD-48AC-87B9-2BA42D9CC06F}">
   <ds:schemaRefs>
-    <ds:schemaRef ds:uri="http://schemas.microsoft.com/office/2006/metadata/contentType"/>
-    <ds:schemaRef ds:uri="http://schemas.microsoft.com/office/2006/metadata/properties/metaAttributes"/>
-    <ds:schemaRef ds:uri="http://www.w3.org/2001/XMLSchema"/>
-    <ds:schemaRef ds:uri="http://schemas.microsoft.com/office/2006/metadata/properties"/>
-    <ds:schemaRef ds:uri="cb45339b-ced9-4d0d-8f64-77573914d53b"/>
-    <ds:schemaRef ds:uri="43a3ca16-9c26-4813-b83f-4aec9927b43f"/>
-    <ds:schemaRef ds:uri="http://schemas.microsoft.com/office/2006/documentManagement/types"/>
-    <ds:schemaRef ds:uri="http://schemas.microsoft.com/office/infopath/2007/PartnerControls"/>
-    <ds:schemaRef ds:uri="http://schemas.openxmlformats.org/package/2006/metadata/core-properties"/>
-    <ds:schemaRef ds:uri="http://purl.org/dc/elements/1.1/"/>
-    <ds:schemaRef ds:uri="http://purl.org/dc/terms/"/>
-    <ds:schemaRef ds:uri="http://schemas.microsoft.com/internal/obd"/>
+    <ds:schemaRef ds:uri="http://schemas.microsoft.com/sharepoint/v3/contenttype/forms"/>
   </ds:schemaRefs>
 </ds:datastoreItem>
 </file>
 
 <file path=customXml/itemProps4.xml><?xml version="1.0" encoding="utf-8"?>
-<ds:datastoreItem xmlns:ds="http://schemas.openxmlformats.org/officeDocument/2006/customXml" ds:itemID="{D00A4A46-BDBD-48AC-87B9-2BA42D9CC06F}">
-  <ds:schemaRefs>
-    <ds:schemaRef ds:uri="http://schemas.microsoft.com/sharepoint/v3/contenttype/forms"/>
-  </ds:schemaRefs>
-</ds:datastoreItem>
+<ds:datastoreItem xmlns:ds="http://schemas.openxmlformats.org/officeDocument/2006/customXml" ds:itemID="{AB10F9DF-0B91-4121-8215-4E1E6E42BA40}"/>
 </file>
--- a/fuentes/CF3_DU.docx
+++ b/fuentes/CF3_DU.docx
@@ -3806,17 +3806,11 @@
           <w:lang w:val="es-419" w:eastAsia="es-CO"/>
         </w:rPr>
       </w:pPr>
-    </w:p>
-    <w:p>
-      <w:pPr>
-        <w:rPr>
-          <w:lang w:val="es-419" w:eastAsia="es-CO"/>
-        </w:rPr>
-      </w:pPr>
-      <w:r>
-        <w:rPr>
-          <w:lang w:val="es-419" w:eastAsia="es-CO"/>
-        </w:rPr>
+      <w:r>
+        <w:rPr>
+          <w:lang w:val="es-419" w:eastAsia="es-CO"/>
+        </w:rPr>
+        <w:lastRenderedPageBreak/>
         <w:t>En consecuencia, el éxito empresarial ya no se mide únicamente en términos financieros, sino también en su capacidad de generar impacto positivo en el entorno económico, humano y ambiental en el que opera.</w:t>
       </w:r>
     </w:p>
@@ -3950,6 +3944,13 @@
         </w:rPr>
         <w:t>Porque permanecen en constante movimiento, adaptándose a las transformaciones del entorno y a las nuevas demandas del mercado.</w:t>
       </w:r>
+    </w:p>
+    <w:p>
+      <w:pPr>
+        <w:rPr>
+          <w:lang w:eastAsia="es-CO"/>
+        </w:rPr>
+      </w:pPr>
     </w:p>
     <w:p>
       <w:pPr>
@@ -7847,13 +7848,6 @@
         </w:rPr>
         <w:t> cierre total de operaciones cuando continuar generaría mayores pérdidas que la salida definitiva del mercado.</w:t>
       </w:r>
-    </w:p>
-    <w:p>
-      <w:pPr>
-        <w:rPr>
-          <w:lang w:eastAsia="es-CO"/>
-        </w:rPr>
-      </w:pPr>
     </w:p>
     <w:p>
       <w:pPr>
@@ -11554,6 +11548,7 @@
     </w:p>
     <w:p>
       <w:pPr>
+        <w:jc w:val="center"/>
         <w:rPr>
           <w:lang w:eastAsia="es-CO"/>
         </w:rPr>
@@ -11564,10 +11559,10 @@
           <w:lang w:eastAsia="es-CO"/>
         </w:rPr>
         <w:drawing>
-          <wp:inline distT="0" distB="0" distL="0" distR="0" wp14:anchorId="26B6AD72" wp14:editId="5D995F22">
-            <wp:extent cx="6017098" cy="2069432"/>
-            <wp:effectExtent l="0" t="0" r="3175" b="7620"/>
-            <wp:docPr id="6" name="Imagen 6" descr="La imagen muestra un esquema titulado “ Entendiendo la empresa”, que presenta cinco componentes clave: plan de negocios, concepto y evolución de la empresa, elementos estratégicos, y elementos del marketing, destacando temas como misión, visión, estructura organizacional, valor del plan de negocios y etapas del plan de marketing. "/>
+          <wp:inline distT="0" distB="0" distL="0" distR="0" wp14:anchorId="174E40CB" wp14:editId="1AB94868">
+            <wp:extent cx="5650573" cy="1943375"/>
+            <wp:effectExtent l="0" t="0" r="7620" b="0"/>
+            <wp:docPr id="1" name="Imagen 1" descr="La imagen muestra un esquema titulado “ Entendiendo la empresa”, que presenta cinco componentes clave: plan de negocios, concepto y evolución de la empresa, elementos estratégicos, y elementos del marketing, destacando temas como misión, visión, estructura organizacional, valor del plan de negocios y etapas del plan de marketing. "/>
             <wp:cNvGraphicFramePr>
               <a:graphicFrameLocks xmlns:a="http://schemas.openxmlformats.org/drawingml/2006/main" noChangeAspect="1"/>
             </wp:cNvGraphicFramePr>
@@ -11575,7 +11570,7 @@
               <a:graphicData uri="http://schemas.openxmlformats.org/drawingml/2006/picture">
                 <pic:pic xmlns:pic="http://schemas.openxmlformats.org/drawingml/2006/picture">
                   <pic:nvPicPr>
-                    <pic:cNvPr id="6" name="Imagen 6" descr="La imagen muestra un esquema titulado “ Entendiendo la empresa”, que presenta cinco componentes clave: plan de negocios, concepto y evolución de la empresa, elementos estratégicos, y elementos del marketing, destacando temas como misión, visión, estructura organizacional, valor del plan de negocios y etapas del plan de marketing. "/>
+                    <pic:cNvPr id="1" name="Imagen 1" descr="La imagen muestra un esquema titulado “ Entendiendo la empresa”, que presenta cinco componentes clave: plan de negocios, concepto y evolución de la empresa, elementos estratégicos, y elementos del marketing, destacando temas como misión, visión, estructura organizacional, valor del plan de negocios y etapas del plan de marketing. "/>
                     <pic:cNvPicPr>
                       <a:picLocks noChangeAspect="1" noChangeArrowheads="1"/>
                     </pic:cNvPicPr>
@@ -11596,7 +11591,7 @@
                   <pic:spPr bwMode="auto">
                     <a:xfrm>
                       <a:off x="0" y="0"/>
-                      <a:ext cx="6035331" cy="2075703"/>
+                      <a:ext cx="5659986" cy="1946612"/>
                     </a:xfrm>
                     <a:prstGeom prst="rect">
                       <a:avLst/>
@@ -11616,77 +11611,41 @@
           <w:lang w:eastAsia="es-CO"/>
         </w:rPr>
       </w:pPr>
-      <w:r>
-        <w:rPr>
-          <w:noProof/>
-        </w:rPr>
-        <mc:AlternateContent>
-          <mc:Choice Requires="wps">
-            <w:drawing>
-              <wp:inline distT="0" distB="0" distL="0" distR="0" wp14:anchorId="0F86C383" wp14:editId="38CAF428">
-                <wp:extent cx="2457450" cy="2457450"/>
-                <wp:effectExtent l="0" t="0" r="0" b="0"/>
-                <wp:docPr id="29" name="Rectángulo 29" descr=" La imagen muestra un esquema titulado “ Entendiendo la empresa”, que presenta cinco componentes clave: plan de negocios, concepto y evolución de la empresa, elementos estratégicos, y elementos del marketing, destacando temas como misión, visión, estructura organizacional, valor del plan de negocios y etapas del plan de marketing. "/>
-                <wp:cNvGraphicFramePr>
-                  <a:graphicFrameLocks xmlns:a="http://schemas.openxmlformats.org/drawingml/2006/main" noChangeAspect="1"/>
-                </wp:cNvGraphicFramePr>
-                <a:graphic xmlns:a="http://schemas.openxmlformats.org/drawingml/2006/main">
-                  <a:graphicData uri="http://schemas.microsoft.com/office/word/2010/wordprocessingShape">
-                    <wps:wsp>
-                      <wps:cNvSpPr>
-                        <a:spLocks noChangeAspect="1" noChangeArrowheads="1"/>
-                      </wps:cNvSpPr>
-                      <wps:spPr bwMode="auto">
-                        <a:xfrm>
-                          <a:off x="0" y="0"/>
-                          <a:ext cx="2457450" cy="2457450"/>
-                        </a:xfrm>
-                        <a:prstGeom prst="rect">
-                          <a:avLst/>
-                        </a:prstGeom>
-                        <a:noFill/>
-                        <a:ln>
-                          <a:noFill/>
-                        </a:ln>
-                        <a:extLst>
-                          <a:ext uri="{909E8E84-426E-40DD-AFC4-6F175D3DCCD1}">
-                            <a14:hiddenFill xmlns:a14="http://schemas.microsoft.com/office/drawing/2010/main">
-                              <a:solidFill>
-                                <a:srgbClr val="FFFFFF"/>
-                              </a:solidFill>
-                            </a14:hiddenFill>
-                          </a:ext>
-                          <a:ext uri="{91240B29-F687-4F45-9708-019B960494DF}">
-                            <a14:hiddenLine xmlns:a14="http://schemas.microsoft.com/office/drawing/2010/main" w="9525">
-                              <a:solidFill>
-                                <a:srgbClr val="000000"/>
-                              </a:solidFill>
-                              <a:miter lim="800000"/>
-                              <a:headEnd/>
-                              <a:tailEnd/>
-                            </a14:hiddenLine>
-                          </a:ext>
-                        </a:extLst>
-                      </wps:spPr>
-                      <wps:bodyPr rot="0" vert="horz" wrap="square" lIns="91440" tIns="45720" rIns="91440" bIns="45720" anchor="t" anchorCtr="0" upright="1">
-                        <a:noAutofit/>
-                      </wps:bodyPr>
-                    </wps:wsp>
-                  </a:graphicData>
-                </a:graphic>
-              </wp:inline>
-            </w:drawing>
-          </mc:Choice>
-          <mc:Fallback>
-            <w:pict>
-              <v:rect w14:anchorId="37787DB3" id="Rectángulo 29" o:spid="_x0000_s1026" alt=" La imagen muestra un esquema titulado “ Entendiendo la empresa”, que presenta cinco componentes clave: plan de negocios, concepto y evolución de la empresa, elementos estratégicos, y elementos del marketing, destacando temas como misión, visión, estructura organizacional, valor del plan de negocios y etapas del plan de marketing. " style="width:193.5pt;height:193.5pt;visibility:visible;mso-wrap-style:square;mso-left-percent:-10001;mso-top-percent:-10001;mso-position-horizontal:absolute;mso-position-horizontal-relative:char;mso-position-vertical:absolute;mso-position-vertical-relative:line;mso-left-percent:-10001;mso-top-percent:-10001;v-text-anchor:top" o:gfxdata="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" filled="f" stroked="f">
-                <o:lock v:ext="edit" aspectratio="t"/>
-                <w10:anchorlock/>
-              </v:rect>
-            </w:pict>
-          </mc:Fallback>
-        </mc:AlternateContent>
-      </w:r>
+    </w:p>
+    <w:p>
+      <w:pPr>
+        <w:rPr>
+          <w:lang w:eastAsia="es-CO"/>
+        </w:rPr>
+      </w:pPr>
+    </w:p>
+    <w:p>
+      <w:pPr>
+        <w:rPr>
+          <w:lang w:eastAsia="es-CO"/>
+        </w:rPr>
+      </w:pPr>
+    </w:p>
+    <w:p>
+      <w:pPr>
+        <w:rPr>
+          <w:lang w:eastAsia="es-CO"/>
+        </w:rPr>
+      </w:pPr>
+    </w:p>
+    <w:p>
+      <w:pPr>
+        <w:rPr>
+          <w:lang w:eastAsia="es-CO"/>
+        </w:rPr>
+      </w:pPr>
+    </w:p>
+    <w:p>
+      <w:pPr>
+        <w:rPr>
+          <w:lang w:eastAsia="es-CO"/>
+        </w:rPr>
+      </w:pPr>
     </w:p>
     <w:p>
       <w:pPr>
@@ -20453,6 +20412,10 @@
 </file>
 
 <file path=customXml/item1.xml><?xml version="1.0" encoding="utf-8"?>
+<b:Sources xmlns:b="http://schemas.openxmlformats.org/officeDocument/2006/bibliography" xmlns="http://schemas.openxmlformats.org/officeDocument/2006/bibliography" SelectedStyle="\APASixthEditionOfficeOnline.xsl" StyleName="APA" Version="6"/>
+</file>
+
+<file path=customXml/item2.xml><?xml version="1.0" encoding="utf-8"?>
 <p:properties xmlns:p="http://schemas.microsoft.com/office/2006/metadata/properties" xmlns:xsi="http://www.w3.org/2001/XMLSchema-instance" xmlns:pc="http://schemas.microsoft.com/office/infopath/2007/PartnerControls">
   <documentManagement>
     <TaxCatchAll xmlns="285d351f-f218-493a-825f-85a9dfbde315" xsi:nil="true"/>
@@ -20463,20 +20426,7 @@
 </p:properties>
 </file>
 
-<file path=customXml/item2.xml><?xml version="1.0" encoding="utf-8"?>
-<b:Sources xmlns:b="http://schemas.openxmlformats.org/officeDocument/2006/bibliography" xmlns="http://schemas.openxmlformats.org/officeDocument/2006/bibliography" SelectedStyle="\APASixthEditionOfficeOnline.xsl" StyleName="APA" Version="6"/>
-</file>
-
 <file path=customXml/item3.xml><?xml version="1.0" encoding="utf-8"?>
-<?mso-contentType ?>
-<FormTemplates xmlns="http://schemas.microsoft.com/sharepoint/v3/contenttype/forms">
-  <Display>DocumentLibraryForm</Display>
-  <Edit>DocumentLibraryForm</Edit>
-  <New>DocumentLibraryForm</New>
-</FormTemplates>
-</file>
-
-<file path=customXml/item4.xml><?xml version="1.0" encoding="utf-8"?>
 <ct:contentTypeSchema xmlns:ct="http://schemas.microsoft.com/office/2006/metadata/contentType" xmlns:ma="http://schemas.microsoft.com/office/2006/metadata/properties/metaAttributes" ct:_="" ma:_="" ma:contentTypeName="Documento" ma:contentTypeID="0x0101005D7421CBAB376F47AC1876466873BE0C" ma:contentTypeVersion="11" ma:contentTypeDescription="Crear nuevo documento." ma:contentTypeScope="" ma:versionID="2b4f891a1a5ad88e3e621500c8553ae4">
   <xsd:schema xmlns:xsd="http://www.w3.org/2001/XMLSchema" xmlns:xs="http://www.w3.org/2001/XMLSchema" xmlns:p="http://schemas.microsoft.com/office/2006/metadata/properties" xmlns:ns2="55abea07-cd72-4a95-add0-1082a24cf9e9" xmlns:ns3="285d351f-f218-493a-825f-85a9dfbde315" targetNamespace="http://schemas.microsoft.com/office/2006/metadata/properties" ma:root="true" ma:fieldsID="4883b2e7c543eac85f1b7e21127c6f20" ns2:_="" ns3:_="">
     <xsd:import namespace="55abea07-cd72-4a95-add0-1082a24cf9e9"/>
@@ -20671,18 +20621,16 @@
 </ct:contentTypeSchema>
 </file>
 
-<file path=customXml/itemProps1.xml><?xml version="1.0" encoding="utf-8"?>
-<ds:datastoreItem xmlns:ds="http://schemas.openxmlformats.org/officeDocument/2006/customXml" ds:itemID="{26259216-AD86-464A-AEAD-95B1F9E17392}">
-  <ds:schemaRefs>
-    <ds:schemaRef ds:uri="http://schemas.microsoft.com/office/2006/metadata/properties"/>
-    <ds:schemaRef ds:uri="http://schemas.microsoft.com/office/infopath/2007/PartnerControls"/>
-    <ds:schemaRef ds:uri="cb45339b-ced9-4d0d-8f64-77573914d53b"/>
-    <ds:schemaRef ds:uri="43a3ca16-9c26-4813-b83f-4aec9927b43f"/>
-  </ds:schemaRefs>
-</ds:datastoreItem>
+<file path=customXml/item4.xml><?xml version="1.0" encoding="utf-8"?>
+<?mso-contentType ?>
+<FormTemplates xmlns="http://schemas.microsoft.com/sharepoint/v3/contenttype/forms">
+  <Display>DocumentLibraryForm</Display>
+  <Edit>DocumentLibraryForm</Edit>
+  <New>DocumentLibraryForm</New>
+</FormTemplates>
 </file>
 
-<file path=customXml/itemProps2.xml><?xml version="1.0" encoding="utf-8"?>
+<file path=customXml/itemProps1.xml><?xml version="1.0" encoding="utf-8"?>
 <ds:datastoreItem xmlns:ds="http://schemas.openxmlformats.org/officeDocument/2006/customXml" ds:itemID="{A9F2CEBA-C824-4C86-81A8-E32CBD0EB92D}">
   <ds:schemaRefs>
     <ds:schemaRef ds:uri="http://schemas.openxmlformats.org/officeDocument/2006/bibliography"/>
@@ -20690,14 +20638,40 @@
 </ds:datastoreItem>
 </file>
 
+<file path=customXml/itemProps2.xml><?xml version="1.0" encoding="utf-8"?>
+<ds:datastoreItem xmlns:ds="http://schemas.openxmlformats.org/officeDocument/2006/customXml" ds:itemID="{26259216-AD86-464A-AEAD-95B1F9E17392}">
+  <ds:schemaRefs>
+    <ds:schemaRef ds:uri="http://schemas.microsoft.com/office/2006/metadata/properties"/>
+    <ds:schemaRef ds:uri="http://schemas.microsoft.com/office/infopath/2007/PartnerControls"/>
+    <ds:schemaRef ds:uri="285d351f-f218-493a-825f-85a9dfbde315"/>
+    <ds:schemaRef ds:uri="55abea07-cd72-4a95-add0-1082a24cf9e9"/>
+  </ds:schemaRefs>
+</ds:datastoreItem>
+</file>
+
 <file path=customXml/itemProps3.xml><?xml version="1.0" encoding="utf-8"?>
+<ds:datastoreItem xmlns:ds="http://schemas.openxmlformats.org/officeDocument/2006/customXml" ds:itemID="{AB10F9DF-0B91-4121-8215-4E1E6E42BA40}">
+  <ds:schemaRefs>
+    <ds:schemaRef ds:uri="http://schemas.microsoft.com/office/2006/metadata/contentType"/>
+    <ds:schemaRef ds:uri="http://schemas.microsoft.com/office/2006/metadata/properties/metaAttributes"/>
+    <ds:schemaRef ds:uri="http://www.w3.org/2001/XMLSchema"/>
+    <ds:schemaRef ds:uri="http://schemas.microsoft.com/office/2006/metadata/properties"/>
+    <ds:schemaRef ds:uri="55abea07-cd72-4a95-add0-1082a24cf9e9"/>
+    <ds:schemaRef ds:uri="285d351f-f218-493a-825f-85a9dfbde315"/>
+    <ds:schemaRef ds:uri="http://schemas.microsoft.com/office/2006/documentManagement/types"/>
+    <ds:schemaRef ds:uri="http://schemas.microsoft.com/office/infopath/2007/PartnerControls"/>
+    <ds:schemaRef ds:uri="http://schemas.openxmlformats.org/package/2006/metadata/core-properties"/>
+    <ds:schemaRef ds:uri="http://purl.org/dc/elements/1.1/"/>
+    <ds:schemaRef ds:uri="http://purl.org/dc/terms/"/>
+    <ds:schemaRef ds:uri="http://schemas.microsoft.com/internal/obd"/>
+  </ds:schemaRefs>
+</ds:datastoreItem>
+</file>
+
+<file path=customXml/itemProps4.xml><?xml version="1.0" encoding="utf-8"?>
 <ds:datastoreItem xmlns:ds="http://schemas.openxmlformats.org/officeDocument/2006/customXml" ds:itemID="{D00A4A46-BDBD-48AC-87B9-2BA42D9CC06F}">
   <ds:schemaRefs>
     <ds:schemaRef ds:uri="http://schemas.microsoft.com/sharepoint/v3/contenttype/forms"/>
   </ds:schemaRefs>
 </ds:datastoreItem>
-</file>
-
-<file path=customXml/itemProps4.xml><?xml version="1.0" encoding="utf-8"?>
-<ds:datastoreItem xmlns:ds="http://schemas.openxmlformats.org/officeDocument/2006/customXml" ds:itemID="{AB10F9DF-0B91-4121-8215-4E1E6E42BA40}"/>
 </file>